--- a/downloads/teacher/05 Materials/Unit 06/Slides/Slides 06.07 - Quick Bread Science Lab.docx
+++ b/downloads/teacher/05 Materials/Unit 06/Slides/Slides 06.07 - Quick Bread Science Lab.docx
@@ -18,15 +18,6 @@
       </w:pPr>
       <w:r>
         <w:t xml:space="preserve">Slide outline for Lesson 6.7. Nineteen slides across two days: Day 1 slides 1 to 10, Day 2 slides 11 to 19. Slide 6 is the treatment table and it stays on the board all of Day 2.</w:t>
-      </w:r>
-      <w:r>
-        <w:t xml:space="preserve"> </w:t>
-      </w:r>
-      <w:r>
-        <w:rPr>
-          <w:rStyle w:val="TeacherNote"/>
-        </w:rPr>
-        <w:t xml:space="preserve">[Sal: photograph the four muffins in a row at the end of Day 2. That photo is the review slide for items 9 and 10 on the Cooking Methods Check.]</w:t>
       </w:r>
     </w:p>
     <w:p>
@@ -697,21 +688,6 @@
       </w:pPr>
       <w:r>
         <w:t xml:space="preserve">The control batch is the ruler. Without it, the other three mean nothing</w:t>
-      </w:r>
-      <w:r>
-        <w:t xml:space="preserve"> </w:t>
-      </w:r>
-      <w:r>
-        <w:t xml:space="preserve">Notes:</w:t>
-      </w:r>
-      <w:r>
-        <w:t xml:space="preserve"> </w:t>
-      </w:r>
-      <w:r>
-        <w:rPr>
-          <w:rStyle w:val="TeacherNote"/>
-        </w:rPr>
-        <w:t xml:space="preserve">[Sal: ask the science teacher which words they use for independent and dependent variable and use theirs instead of these. It is free and it makes both classes stronger.]</w:t>
       </w:r>
     </w:p>
     <w:p>
